--- a/eng/docx/58.content.docx
+++ b/eng/docx/58.content.docx
@@ -7,6 +7,15 @@
       <w:r/>
     </w:p>
     <w:p>
+      <w:pPr>
+        <w:pStyle w:val="Heading2"/>
+      </w:pPr>
+      <w:r>
+        <w:t>Resource: Study Notes (Tyndale)</w:t>
+      </w:r>
+      <w:r/>
+    </w:p>
+    <w:p>
       <w:r/>
       <w:r>
         <w:rPr>
@@ -46,7 +55,7 @@
         <w:pStyle w:val="Heading1"/>
       </w:pPr>
       <w:r>
-        <w:t>Aquifer Open Study Notes</w:t>
+        <w:t>Study Notes (Tyndale)</w:t>
       </w:r>
     </w:p>
     <w:p>
@@ -55,6 +64,51 @@
           <w:headerReference w:type="even" r:id="rId8"/>
           <w:headerReference w:type="default" r:id="rId9"/>
           <w:footerReference w:type="default" r:id="rId10"/>
+          <w:footnotePr>
+            <w:numRestart w:val="eachSect"/>
+          </w:footnotePr>
+          <w:type w:val="continuous"/>
+          <w:pgSz w:w="12240" w:h="15840" w:code="1"/>
+          <w:pgMar w:top="1440" w:right="1440" w:bottom="1440" w:left="1440" w:header="504" w:footer="504" w:gutter="0"/>
+          <w:cols w:space="708"/>
+          <w:titlePg/>
+          <w:docGrid w:linePitch="360"/>
+        </w:sectPr>
+      </w:pPr>
+    </w:p>
+    <w:p>
+      <w:r/>
+    </w:p>
+    <w:p>
+      <w:pPr>
+        <w:pStyle w:val="Heading2"/>
+      </w:pPr>
+      <w:r>
+        <w:t>HEB</w:t>
+      </w:r>
+      <w:r/>
+    </w:p>
+    <w:p>
+      <w:r/>
+      <w:r>
+        <w:rPr>
+          <w:i/>
+        </w:rPr>
+        <w:t>Hebrews 1:1, Hebrews 1:1–2, Hebrews 1:1–4, Hebrews 1:2, Hebrews 1:3, Hebrews 1:4, Hebrews 1:5, Hebrews 1:5–14, Hebrews 1:6, Hebrews 1:7, Hebrews 1:8–9, Hebrews 1:10–12, Hebrews 1:13, Hebrews 1:14, Hebrews 2:1, Hebrews 2:1–4, Hebrews 2:2, Hebrews 2:3, Hebrews 2:4, Hebrews 2:5, Hebrews 2:5–9, Hebrews 2:6, Hebrews 2:6–8, Hebrews 2:7, Hebrews 2:8, Hebrews 2:9, Hebrews 2:10, Hebrews 2:10–18, Hebrews 2:11, Hebrews 2:12, Hebrews 2:13, Hebrews 2:14–15, Hebrews 2:16, Hebrews 2:17–18, Hebrews 3:1, Hebrews 3:1–6, Hebrews 3:2, Hebrews 3:3–6, Hebrews 3:6, Hebrews 3:7–19, Hebrews 3:8, Hebrews 3:9–10, Hebrews 3:11, Hebrews 3:12, Hebrews 3:12–19, Hebrews 3:13, Hebrews 3:14, Hebrews 3:15, Hebrews 3:16–19, Hebrews 3:19, Hebrews 4:1, Hebrews 4:1–2, Hebrews 4:2, Hebrews 4:3, Hebrews 4:4, Hebrews 4:5, Hebrews 4:6, Hebrews 4:7, Hebrews 4:8, Hebrews 4:9, Hebrews 4:10, Hebrews 4:11, Hebrews 4:12–13, Hebrews 4:13, Hebrews 4:14, Hebrews 4:14–16, Hebrews 4:15, Hebrews 4:16, Hebrews 5:1, Hebrews 5:1–10, Hebrews 5:2, Hebrews 5:3, Hebrews 5:4, Hebrews 5:5–6, Hebrews 5:7, Hebrews 5:7–10, Hebrews 5:8, Hebrews 5:9, Hebrews 5:10, Hebrews 5:11, Hebrews 5:11–6.3, Hebrews 5:11–6.20, Hebrews 5:12, Hebrews 5:14, Hebrews 6:1, Hebrews 6:1–3, Hebrews 6:2, Hebrews 6:3, Hebrews 6:4, Hebrews 6:4–8, Hebrews 6:5, Hebrews 6:6, Hebrews 6:7–8, Hebrews 6:9, Hebrews 6:9–12, Hebrews 6:10, Hebrews 6:11, Hebrews 6:12, Hebrews 6:13–14, Hebrews 6:13–20, Hebrews 6:15, Hebrews 6:16, Hebrews 6:17–18, Hebrews 6:19–20, Hebrews 7:1, Hebrews 7:1–10, Hebrews 7:1–28, Hebrews 7:2, Hebrews 7:3, Hebrews 7:4, Hebrews 7:5–6, Hebrews 7:6–7, Hebrews 7:8, Hebrews 7:9–10, Hebrews 7:11, Hebrews 7:11–28, Hebrews 7:12, Hebrews 7:13–14, Hebrews 7:15–17, Hebrews 7:18, Hebrews 7:19, Hebrews 7:19–28, Hebrews 7:20–21, Hebrews 7:22, Hebrews 7:23–24, Hebrews 7:25, Hebrews 7:26–27, Hebrews 7:28, Hebrews 8:1–2, Hebrews 8:1–10.18, Hebrews 8:3, Hebrews 8:4, Hebrews 8:5, Hebrews 8:6, Hebrews 8:7, Hebrews 8:7–13, Hebrews 8:8, Hebrews 8:9, Hebrews 8:10, Hebrews 8:11, Hebrews 8:12, Hebrews 8:13, Hebrews 9:1–5, Hebrews 9:1–10.18, Hebrews 9:2, Hebrews 9:3, Hebrews 9:4, Hebrews 9:5, Hebrews 9:6–8, Hebrews 9:7, Hebrews 9:8, Hebrews 9:9, Hebrews 9:10, Hebrews 9:11, Hebrews 9:11–10.18, Hebrews 9:12, Hebrews 9:13, Hebrews 9:14, Hebrews 9:15, Hebrews 9:16–22, Hebrews 9:18–19, Hebrews 9:20, Hebrews 9:21, Hebrews 9:22, Hebrews 9:23, Hebrews 9:24, Hebrews 9:25–26, Hebrews 9:26, Hebrews 9:27–28, Hebrews 10:1, Hebrews 10:2, Hebrews 10:3, Hebrews 10:4, Hebrews 10:5, Hebrews 10:5–7, Hebrews 10:8–10, Hebrews 10:11, Hebrews 10:11–14, Hebrews 10:12–13, Hebrews 10:14, Hebrews 10:15–17, Hebrews 10:18, Hebrews 10:19, Hebrews 10:19–25, Hebrews 10:20, Hebrews 10:21, Hebrews 10:22, Hebrews 10:23, Hebrews 10:24, Hebrews 10:25, Hebrews 10:26–27, Hebrews 10:26–31, Hebrews 10:28–29, Hebrews 10:30–31, Hebrews 10:32, Hebrews 10:32–39, Hebrews 10:33, Hebrews 10:34, Hebrews 10:35–36, Hebrews 10:37–38, Hebrews 10:39, Hebrews 11:1, Hebrews 11:1–40, Hebrews 11:2, Hebrews 11:3, Hebrews 11:4, Hebrews 11:5, Hebrews 11:6, Hebrews 11:7, Hebrews 11:8, Hebrews 11:9–10, Hebrews 11:12, Hebrews 11:13, Hebrews 11:13–16, Hebrews 11:14–16, Hebrews 11:17–19, Hebrews 11:17–31, Hebrews 11:19, Hebrews 11:20, Hebrews 11:21, Hebrews 11:22, Hebrews 11:23, Hebrews 11:24–25, Hebrews 11:26, Hebrews 11:27, Hebrews 11:28, Hebrews 11:29, Hebrews 11:30, Hebrews 11:31, Hebrews 11:32, Hebrews 11:32–40, Hebrews 11:33, Hebrews 11:34, Hebrews 11:35, Hebrews 11:37, Hebrews 11:38, Hebrews 11:39–40, Hebrews 12:1, Hebrews 12:1–17, Hebrews 12:2, Hebrews 12:3, Hebrews 12:4, Hebrews 12:5–6, Hebrews 12:7–8, Hebrews 12:9, Hebrews 12:10–11, Hebrews 12:12–13, Hebrews 12:14, Hebrews 12:15, Hebrews 12:16, Hebrews 12:17, Hebrews 12:18, Hebrews 12:18–24, Hebrews 12:19, Hebrews 12:22, Hebrews 12:23, Hebrews 12:24, Hebrews 12:25, Hebrews 12:25–29, Hebrews 12:26–27, Hebrews 12:28–29, Hebrews 13:1, Hebrews 13:1–6, Hebrews 13:2, Hebrews 13:3, Hebrews 13:4, Hebrews 13:5, Hebrews 13:6, Hebrews 13:7, Hebrews 13:7–19, Hebrews 13:8, Hebrews 13:9–10, Hebrews 13:11–12, Hebrews 13:13, Hebrews 13:14, Hebrews 13:15, Hebrews 13:15–16, Hebrews 13:16, Hebrews 13:17, Hebrews 13:18–19, Hebrews 13:20–21, Hebrews 13:22, Hebrews 13:23, Hebrews 13:24–25</w:t>
+      </w:r>
+      <w:r/>
+    </w:p>
+    <w:p>
+      <w:r/>
+      <w:r>
+        <w:t xml:space="preserve"> </w:t>
+      </w:r>
+      <w:r/>
+      <w:r/>
+    </w:p>
+    <w:p>
+      <w:pPr>
+        <w:sectPr>
           <w:footnotePr>
             <w:numRestart w:val="eachSect"/>
           </w:footnotePr>

--- a/eng/docx/58.content.docx
+++ b/eng/docx/58.content.docx
@@ -166,13 +166,6 @@
       </w:r>
       <w:r>
         <w:rPr>
-          <w:i/>
-          <w:lang w:val="en_US" w:bidi="en_US"/>
-        </w:rPr>
-        <w:t>Hebrews 1:1, Hebrews 1:1–2, Hebrews 1:1–4, Hebrews 1:2, Hebrews 1:3, Hebrews 1:4, Hebrews 1:5, Hebrews 1:5–14, Hebrews 1:6, Hebrews 1:7, Hebrews 1:8–9, Hebrews 1:10–12, Hebrews 1:13, Hebrews 1:14, Hebrews 2:1, Hebrews 2:1–4, Hebrews 2:2, Hebrews 2:3, Hebrews 2:4, Hebrews 2:5, Hebrews 2:5–9, Hebrews 2:6, Hebrews 2:6–8, Hebrews 2:7, Hebrews 2:8, Hebrews 2:9, Hebrews 2:10, Hebrews 2:10–18, Hebrews 2:11, Hebrews 2:12, Hebrews 2:13, Hebrews 2:14–15, Hebrews 2:16, Hebrews 2:17–18, Hebrews 3:1, Hebrews 3:1–6, Hebrews 3:2, Hebrews 3:3–6, Hebrews 3:6, Hebrews 3:7–19, Hebrews 3:8, Hebrews 3:9–10, Hebrews 3:11, Hebrews 3:12, Hebrews 3:12–19, Hebrews 3:13, Hebrews 3:14, Hebrews 3:15, Hebrews 3:16–19, Hebrews 3:19, Hebrews 4:1, Hebrews 4:1–2, Hebrews 4:2, Hebrews 4:3, Hebrews 4:4, Hebrews 4:5, Hebrews 4:6, Hebrews 4:7, Hebrews 4:8, Hebrews 4:9, Hebrews 4:10, Hebrews 4:11, Hebrews 4:12–13, Hebrews 4:13, Hebrews 4:14, Hebrews 4:14–16, Hebrews 4:15, Hebrews 4:16, Hebrews 5:1, Hebrews 5:1–10, Hebrews 5:2, Hebrews 5:3, Hebrews 5:4, Hebrews 5:5–6, Hebrews 5:7, Hebrews 5:7–10, Hebrews 5:8, Hebrews 5:9, Hebrews 5:10, Hebrews 5:11, Hebrews 5:11–6.3, Hebrews 5:11–6.20, Hebrews 5:12, Hebrews 5:14, Hebrews 6:1, Hebrews 6:1–3, Hebrews 6:2, Hebrews 6:3, Hebrews 6:4, Hebrews 6:4–8, Hebrews 6:5, Hebrews 6:6, Hebrews 6:7–8, Hebrews 6:9, Hebrews 6:9–12, Hebrews 6:10, Hebrews 6:11, Hebrews 6:12, Hebrews 6:13–14, Hebrews 6:13–20, Hebrews 6:15, Hebrews 6:16, Hebrews 6:17–18, Hebrews 6:19–20, Hebrews 7:1, Hebrews 7:1–10, Hebrews 7:1–28, Hebrews 7:2, Hebrews 7:3, Hebrews 7:4, Hebrews 7:5–6, Hebrews 7:6–7, Hebrews 7:8, Hebrews 7:9–10, Hebrews 7:11, Hebrews 7:11–28, Hebrews 7:12, Hebrews 7:13–14, Hebrews 7:15–17, Hebrews 7:18, Hebrews 7:19, Hebrews 7:19–28, Hebrews 7:20–21, Hebrews 7:22, Hebrews 7:23–24, Hebrews 7:25, Hebrews 7:26–27, Hebrews 7:28, Hebrews 8:1–2, Hebrews 8:1–10.18, Hebrews 8:3, Hebrews 8:4, Hebrews 8:5, Hebrews 8:6, Hebrews 8:7, Hebrews 8:7–13, Hebrews 8:8, Hebrews 8:9, Hebrews 8:10, Hebrews 8:11, Hebrews 8:12, Hebrews 8:13, Hebrews 9:1–5, Hebrews 9:1–10.18, Hebrews 9:2, Hebrews 9:3, Hebrews 9:4, Hebrews 9:5, Hebrews 9:6–8, Hebrews 9:7, Hebrews 9:8, Hebrews 9:9, Hebrews 9:10, Hebrews 9:11, Hebrews 9:11–10.18, Hebrews 9:12, Hebrews 9:13, Hebrews 9:14, Hebrews 9:15, Hebrews 9:16–22, Hebrews 9:18–19, Hebrews 9:20, Hebrews 9:21, Hebrews 9:22, Hebrews 9:23, Hebrews 9:24, Hebrews 9:25–26, Hebrews 9:26, Hebrews 9:27–28, Hebrews 10:1, Hebrews 10:2, Hebrews 10:3, Hebrews 10:4, Hebrews 10:5, Hebrews 10:5–7, Hebrews 10:8–10, Hebrews 10:11, Hebrews 10:11–14, Hebrews 10:12–13, Hebrews 10:14, Hebrews 10:15–17, Hebrews 10:18, Hebrews 10:19, Hebrews 10:19–25, Hebrews 10:20, Hebrews 10:21, Hebrews 10:22, Hebrews 10:23, Hebrews 10:24, Hebrews 10:25, Hebrews 10:26–27, Hebrews 10:26–31, Hebrews 10:28–29, Hebrews 10:30–31, Hebrews 10:32, Hebrews 10:32–39, Hebrews 10:33, Hebrews 10:34, Hebrews 10:35–36, Hebrews 10:37–38, Hebrews 10:39, Hebrews 11:1, Hebrews 11:1–40, Hebrews 11:2, Hebrews 11:3, Hebrews 11:4, Hebrews 11:5, Hebrews 11:6, Hebrews 11:7, Hebrews 11:8, Hebrews 11:9–10, Hebrews 11:12, Hebrews 11:13, Hebrews 11:13–16, Hebrews 11:14–16, Hebrews 11:17–19, Hebrews 11:17–31, Hebrews 11:19, Hebrews 11:20, Hebrews 11:21, Hebrews 11:22, Hebrews 11:23, Hebrews 11:24–25, Hebrews 11:26, Hebrews 11:27, Hebrews 11:28, Hebrews 11:29, Hebrews 11:30, Hebrews 11:31, Hebrews 11:32, Hebrews 11:32–40, Hebrews 11:33, Hebrews 11:34, Hebrews 11:35, Hebrews 11:37, Hebrews 11:38, Hebrews 11:39–40, Hebrews 12:1, Hebrews 12:1–17, Hebrews 12:2, Hebrews 12:3, Hebrews 12:4, Hebrews 12:5–6, Hebrews 12:7–8, Hebrews 12:9, Hebrews 12:10–11, Hebrews 12:12–13, Hebrews 12:14, Hebrews 12:15, Hebrews 12:16, Hebrews 12:17, Hebrews 12:18, Hebrews 12:18–24, Hebrews 12:19, Hebrews 12:22, Hebrews 12:23, Hebrews 12:24, Hebrews 12:25, Hebrews 12:25–29, Hebrews 12:26–27, Hebrews 12:28–29, Hebrews 13:1, Hebrews 13:1–6, Hebrews 13:2, Hebrews 13:3, Hebrews 13:4, Hebrews 13:5, Hebrews 13:6, Hebrews 13:7, Hebrews 13:7–19, Hebrews 13:8, Hebrews 13:9–10, Hebrews 13:11–12, Hebrews 13:13, Hebrews 13:14, Hebrews 13:15, Hebrews 13:15–16, Hebrews 13:16, Hebrews 13:17, Hebrews 13:18–19, Hebrews 13:20–21, Hebrews 13:22, Hebrews 13:23, Hebrews 13:24–25</w:t>
-      </w:r>
-      <w:r>
-        <w:rPr>
           <w:lang w:val="en_US" w:bidi="en_US"/>
         </w:rPr>
       </w:r>
@@ -6227,7 +6220,7 @@
         <w:rPr>
           <w:lang w:val="en_US" w:bidi="en_US"/>
         </w:rPr>
-        <w:t>The author compares Jesus to Moses, presenting Jesus as the ultimate example of faithfulness. Moses is a respected figure in Judaism, but this highlights Jesus's unmatched greatness.</w:t>
+        <w:t>The author compares Jesus to Moses, presenting Jesus as the ultimate example of faithfulness. Moses was a highly honored leader in Judaism. His respected status is used to show that Jesus is even greater than Moses.</w:t>
       </w:r>
       <w:r>
         <w:rPr>
@@ -11016,7 +11009,7 @@
         <w:rPr>
           <w:lang w:val="en_US" w:bidi="en_US"/>
         </w:rPr>
-        <w:t xml:space="preserve">These important verses finish the encouragement that started at </w:t>
+        <w:t xml:space="preserve">These important verses finish the encouragement that began at </w:t>
       </w:r>
       <w:hyperlink r:id="rId229">
         <w:r>
@@ -11034,7 +11027,7 @@
         <w:rPr>
           <w:lang w:val="en_US" w:bidi="en_US"/>
         </w:rPr>
-        <w:t xml:space="preserve"> and begin the detailed discussion of Jesus's role as high priest (</w:t>
+        <w:t>. They also introduce a long teaching about Jesus and his role as high priest (</w:t>
       </w:r>
       <w:hyperlink r:id="rId138">
         <w:r>
@@ -12139,7 +12132,7 @@
         <w:rPr>
           <w:lang w:val="en_US" w:bidi="en_US"/>
         </w:rPr>
-        <w:t xml:space="preserve"> likely refers to Christ's suffering in the garden of Gethsemane (see </w:t>
+        <w:t xml:space="preserve"> likely refers to the suffering Jesus experienced in the garden of Gethsemane (see </w:t>
       </w:r>
       <w:hyperlink r:id="rId246">
         <w:r>
@@ -12265,7 +12258,7 @@
         <w:rPr>
           <w:lang w:val="en_US" w:bidi="en_US"/>
         </w:rPr>
-        <w:t xml:space="preserve">). God heard his prayers by affirming his righteousness and his role as high priest. Jesus's faithful devotion serves as an example for the readers (compare </w:t>
+        <w:t xml:space="preserve">). God heard his prayers by affirming his righteousness and his role as high priest. Jesus showed faithful devotion to God. His example encourages the readers to remain faithful as well (compare </w:t>
       </w:r>
       <w:hyperlink r:id="rId249">
         <w:r>
@@ -12959,7 +12952,7 @@
         <w:rPr>
           <w:lang w:val="en_US" w:bidi="en_US"/>
         </w:rPr>
-        <w:t>After starting to talk about Jesus's role as high priest (</w:t>
+        <w:t>After starting to talk about the role of Jesus as high priest (</w:t>
       </w:r>
       <w:hyperlink r:id="rId256">
         <w:r>
@@ -17158,7 +17151,7 @@
         <w:rPr>
           <w:lang w:val="en_US" w:bidi="en_US"/>
         </w:rPr>
-        <w:t>). Because of Jesus's unique high priesthood, he has already entered there for us into God's presence as our eternal High Priest, and he guides us in with him (</w:t>
+        <w:t>). Because of Jesus and his unique role as high priest, he has already entered God’s presence for us. He serves as our eternal high priest and leads us to enter God’s presence with him (</w:t>
       </w:r>
       <w:hyperlink r:id="rId235">
         <w:r>
@@ -19428,9 +19421,30 @@
       </w:r>
       <w:r>
         <w:rPr>
-          <w:lang w:val="en_US" w:bidi="en_US"/>
-        </w:rPr>
-        <w:t>The law never made anything perfect. It did not achieve what God intended through Jesus's superior high priesthood, which is to fully remove sin and ensure eternal salvation. This gives believers confidence in a better hope and a closer relationship with God. We can approach God without fearing judgment.</w:t>
+          <w:i/>
+          <w:lang w:val="en_US" w:bidi="en_US"/>
+        </w:rPr>
+        <w:t>the law made nothing perfect</w:t>
+      </w:r>
+      <w:r>
+        <w:rPr>
+          <w:lang w:val="en_US" w:bidi="en_US"/>
+        </w:rPr>
+        <w:t>: The law could not completely remove sin or guarantee eternal salvation. God achieved these things through the superior high priesthood of Jesus.</w:t>
+      </w:r>
+    </w:p>
+    <w:p>
+      <w:pPr/>
+      <w:r>
+        <w:rPr>
+          <w:lang w:val="en_US" w:bidi="en_US"/>
+        </w:rPr>
+      </w:r>
+      <w:r>
+        <w:rPr>
+          <w:lang w:val="en_US" w:bidi="en_US"/>
+        </w:rPr>
+        <w:t>Because of this, believers have confidence in a better hope and a restored relationship with God. They can draw near to God without fear of condemnation.</w:t>
       </w:r>
       <w:r>
         <w:rPr>
@@ -19614,17 +19628,20 @@
         <w:rPr>
           <w:lang w:val="en_US" w:bidi="en_US"/>
         </w:rPr>
-        <w:t>Legally, the guarantor is the person who takes on the risk of someone else's investment or debt. Because of God's promise, Jesus's role as a priest is unbreakable, ensuring our relationship with God is safe. Jesus as the promise-keeper improves the new covenant agreement.</w:t>
-      </w:r>
-      <w:r>
-        <w:rPr>
-          <w:lang w:val="en_US" w:bidi="en_US"/>
-        </w:rPr>
-      </w:r>
-      <w:r>
-        <w:rPr>
-          <w:lang w:val="en_US" w:bidi="en_US"/>
-        </w:rPr>
+        <w:t xml:space="preserve">In legal terms, a </w:t>
+      </w:r>
+      <w:r>
+        <w:rPr>
+          <w:i/>
+          <w:lang w:val="en_US" w:bidi="en_US"/>
+        </w:rPr>
+        <w:t>guarantee</w:t>
+      </w:r>
+      <w:r>
+        <w:rPr>
+          <w:lang w:val="en_US" w:bidi="en_US"/>
+        </w:rPr>
+        <w:t xml:space="preserve"> means taking responsibility for another person’s debt or obligation. The guarantor accepts the risk if the other person fails.</w:t>
       </w:r>
     </w:p>
     <w:p>
@@ -19634,6 +19651,30 @@
           <w:lang w:val="en_US" w:bidi="en_US"/>
         </w:rPr>
       </w:r>
+      <w:r>
+        <w:rPr>
+          <w:lang w:val="en_US" w:bidi="en_US"/>
+        </w:rPr>
+        <w:t>Because God confirmed this promise with an oath, Jesus has a priesthood that cannot be challenged or undone. As a result, our covenant relationship with God is secure. Having Jesus as the guarantee makes the new covenant better.</w:t>
+      </w:r>
+      <w:r>
+        <w:rPr>
+          <w:lang w:val="en_US" w:bidi="en_US"/>
+        </w:rPr>
+      </w:r>
+      <w:r>
+        <w:rPr>
+          <w:lang w:val="en_US" w:bidi="en_US"/>
+        </w:rPr>
+      </w:r>
+    </w:p>
+    <w:p>
+      <w:pPr/>
+      <w:r>
+        <w:rPr>
+          <w:lang w:val="en_US" w:bidi="en_US"/>
+        </w:rPr>
+      </w:r>
     </w:p>
     <w:p>
       <w:pPr>
@@ -19662,7 +19703,7 @@
         <w:rPr>
           <w:lang w:val="en_US" w:bidi="en_US"/>
         </w:rPr>
-        <w:t>The old covenant needed many priests because each one eventually died. In contrast, Jesus's priesthood is</w:t>
+        <w:t>The old covenant needed many priests because each one eventually died. In contrast, the priesthood of Jesus is</w:t>
       </w:r>
       <w:r>
         <w:rPr>
@@ -20683,7 +20724,7 @@
         <w:rPr>
           <w:lang w:val="en_US" w:bidi="en_US"/>
         </w:rPr>
-        <w:t>). Unlike the Levitical priests who served in an earthly tent or building, Jesus’s sacrifice is superior because he serves in the true place of worship, the very presence of God in heaven (</w:t>
+        <w:t>). Unlike the Levitical priests who served in an earthly tent or building, the sacrifice of Jesus is superior because he serves in the true place of worship, the very presence of God in heaven (</w:t>
       </w:r>
       <w:hyperlink r:id="rId356">
         <w:r>
@@ -20803,7 +20844,7 @@
         <w:rPr>
           <w:lang w:val="en_US" w:bidi="en_US"/>
         </w:rPr>
-        <w:t>This passage explains that Jesus's role as the heavenly High Priest is better than the role of earthly priests.</w:t>
+        <w:t>This passage explains that the role of Jesus as the heavenly high priest is better than the role of earthly priests.</w:t>
       </w:r>
       <w:r>
         <w:rPr>
@@ -22412,7 +22453,7 @@
         <w:rPr>
           <w:lang w:val="en_US" w:bidi="en_US"/>
         </w:rPr>
-        <w:t>A key feature of the new covenant is that God will forgive their wrongdoings and forget their sins. Jesus's sacrifice fully cleanses his followers from sin (</w:t>
+        <w:t>A key feature of the new covenant is that God will forgive their wickedness and never again remember their sins. The sacrifice of Jesus fully cleanses his people from sin (</w:t>
       </w:r>
       <w:hyperlink r:id="rId383">
         <w:r>
@@ -25270,7 +25311,7 @@
         <w:rPr>
           <w:lang w:val="en_US" w:bidi="en_US"/>
         </w:rPr>
-        <w:t>), Jesus's sacrificial death was needed only once and secured our redemption forever.</w:t>
+        <w:t>), the sacrificial death of Jesus was needed only once and secured our redemption forever.</w:t>
       </w:r>
       <w:r>
         <w:rPr>
@@ -28756,7 +28797,7 @@
         <w:rPr>
           <w:lang w:val="en_US" w:bidi="en_US"/>
         </w:rPr>
-        <w:t>) is accessible because of Jesus's sacrificial death (</w:t>
+        <w:t>) is accessible because of the sacrificial death of Jesus (</w:t>
       </w:r>
       <w:hyperlink r:id="rId33">
         <w:r>
@@ -28858,7 +28899,7 @@
         <w:rPr>
           <w:lang w:val="en_US" w:bidi="en_US"/>
         </w:rPr>
-        <w:t>). This also introduces the advice that follows. The message of Hebrews is clear: The new covenant, established by Jesus's superior work, provides a better foundation for approaching God and staying strong in the Christian faith.</w:t>
+        <w:t>). This also introduces the advice that follows. The message of Hebrews is clear: The new covenant, established by the superior work of Jesus, provides a better foundation for approaching God and staying strong in the Christian faith.</w:t>
       </w:r>
       <w:r>
         <w:rPr>
@@ -28906,7 +28947,7 @@
         <w:rPr>
           <w:lang w:val="en_US" w:bidi="en_US"/>
         </w:rPr>
-        <w:t xml:space="preserve">Jesus's death has created a new and life-giving path for us through the curtain. This refers to the curtain that separated the first and second rooms of the tabernacle (see </w:t>
+        <w:t xml:space="preserve">The death of Jesus has created a new and life-giving path for us through the curtain. This refers to the curtain that separated the first and second rooms of the tabernacle (see </w:t>
       </w:r>
       <w:hyperlink r:id="rId430">
         <w:r>
@@ -28924,7 +28965,7 @@
         <w:rPr>
           <w:lang w:val="en_US" w:bidi="en_US"/>
         </w:rPr>
-        <w:t>). Believers may now enter the Most Holy Place of God's presence because of Jesus's sacrificial death.</w:t>
+        <w:t>). Believers may now enter the Most Holy Place of God's presence because of the sacrificial death of Jesus.</w:t>
       </w:r>
       <w:r>
         <w:rPr>
@@ -41906,7 +41947,7 @@
         <w:rPr>
           <w:lang w:val="en_US" w:bidi="en_US"/>
         </w:rPr>
-        <w:t>Because of Jesus’s selfless work for us, believers still need to offer sacrifices such as praise and obedience. Christ ended the old covenant sacrifices when he gave himself as the final sacrifice (</w:t>
+        <w:t>Because of Jesus and his decisive and sacrificial work for us, Christians still have sacrifices to offer to God. These sacrifices are praise and obedience. Christ ended the old covenant sacrifices when he gave himself as the final sacrifice (</w:t>
       </w:r>
       <w:hyperlink r:id="rId673">
         <w:r>

--- a/eng/docx/58.content.docx
+++ b/eng/docx/58.content.docx
@@ -150,19 +150,6 @@
           <w:lang w:val="en_US" w:bidi="en_US"/>
         </w:rPr>
         <w:t>HEB</w:t>
-      </w:r>
-      <w:r>
-        <w:rPr>
-          <w:lang w:val="en_US" w:bidi="en_US"/>
-        </w:rPr>
-      </w:r>
-    </w:p>
-    <w:p>
-      <w:pPr/>
-      <w:r>
-        <w:rPr>
-          <w:lang w:val="en_US" w:bidi="en_US"/>
-        </w:rPr>
       </w:r>
       <w:r>
         <w:rPr>

--- a/eng/docx/58.content.docx
+++ b/eng/docx/58.content.docx
@@ -19,7 +19,7 @@
         <w:rPr>
           <w:lang w:val="en_US" w:bidi="en_US"/>
         </w:rPr>
-        <w:t>Resource: Study Notes (Tyndale)</w:t>
+        <w:t>Resource: Tyndale Open Study Notes</w:t>
       </w:r>
       <w:r>
         <w:rPr>
@@ -112,7 +112,7 @@
         <w:rPr>
           <w:lang w:val="en_US" w:bidi="en_US"/>
         </w:rPr>
-        <w:t>Study Notes (Tyndale)</w:t>
+        <w:t>Tyndale Open Study Notes</w:t>
       </w:r>
     </w:p>
     <w:p>

--- a/eng/docx/58.content.docx
+++ b/eng/docx/58.content.docx
@@ -19,7 +19,7 @@
         <w:rPr>
           <w:lang w:val="en_US" w:bidi="en_US"/>
         </w:rPr>
-        <w:t>Resource: Tyndale Open Study Notes</w:t>
+        <w:t>Resource: Aquifer Open Study Notes</w:t>
       </w:r>
       <w:r>
         <w:rPr>
@@ -112,7 +112,7 @@
         <w:rPr>
           <w:lang w:val="en_US" w:bidi="en_US"/>
         </w:rPr>
-        <w:t>Tyndale Open Study Notes</w:t>
+        <w:t>Aquifer Open Study Notes</w:t>
       </w:r>
     </w:p>
     <w:p>
